--- a/klagomål/A 33477-2026 FSC-klagomål.docx
+++ b/klagomål/A 33477-2026 FSC-klagomål.docx
@@ -881,7 +881,7 @@
     <w:r>
       <w:tab/>
       <w:tab/>
-      <w:t>2026-08-26</w:t>
+      <w:t>2026-08-27</w:t>
       <w:br/>
       <w:br/>
     </w:r>

--- a/klagomål/A 33477-2026 FSC-klagomål.docx
+++ b/klagomål/A 33477-2026 FSC-klagomål.docx
@@ -881,7 +881,7 @@
     <w:r>
       <w:tab/>
       <w:tab/>
-      <w:t>2026-08-27</w:t>
+      <w:t>2026-08-28</w:t>
       <w:br/>
       <w:br/>
     </w:r>

--- a/klagomål/A 33477-2026 FSC-klagomål.docx
+++ b/klagomål/A 33477-2026 FSC-klagomål.docx
@@ -178,7 +178,7 @@
       <w:r>
         <w:drawing>
           <wp:inline xmlns:a="http://schemas.openxmlformats.org/drawingml/2006/main" xmlns:pic="http://schemas.openxmlformats.org/drawingml/2006/picture">
-            <wp:extent cx="5361069" cy="5724000"/>
+            <wp:extent cx="5148946" cy="5724000"/>
             <wp:docPr id="1" name="Picture 1"/>
             <wp:cNvGraphicFramePr>
               <a:graphicFrameLocks noChangeAspect="1"/>
@@ -199,7 +199,7 @@
                   <pic:spPr>
                     <a:xfrm>
                       <a:off x="0" y="0"/>
-                      <a:ext cx="5361069" cy="5724000"/>
+                      <a:ext cx="5148946" cy="5724000"/>
                     </a:xfrm>
                     <a:prstGeom prst="rect"/>
                   </pic:spPr>
@@ -216,12 +216,12 @@
         <w:spacing w:after="240"/>
       </w:pPr>
       <w:r>
-        <w:t>Figur 1. Fyndplatser för naturvårdsarter i och inom 5 meter från avverkningsanmälan. Markörer utan svart kant är placerade på fyndplatsen. Markörer med svart kant är placerade vid sidan av fyndplatsen och har ett svart streck som visar fyndplatsens exakta position. Kartans mittpunktskoordinat är N 6331989, E 354115 i SWEREF 99 TM.</w:t>
+        <w:t>Figur 1. Fyndplatser för naturvårdsarter i och inom 11 meter från avverkningsanmälan. Markörer utan svart kant är placerade på fyndplatsen. Markörer med svart kant är placerade vid sidan av fyndplatsen och har ett svart streck som visar fyndplatsens exakta position. Kartans mittpunktskoordinat är N 6331989, E 354115 i SWEREF 99 TM.</w:t>
       </w:r>
     </w:p>
     <w:p>
       <w:r>
-        <w:t>I och inom 5 meter från avverkningsanmälan finns fynd av 5 naturvårdsarter, varav 1 är rödlistad, 2 är fridlysta, 5 är typiska (T) och 3 är signalarter (S): entita (NT, T, §4), fällmossa (S, T), guldlockmossa (S, T), klippfrullania (S, T) och tofsmes (T, §4). Se Figur 1.</w:t>
+        <w:t>I och inom 11 meter från avverkningsanmälan finns fynd av 13 naturvårdsarter, varav 3 är rödlistade, 3 är fridlysta, 11 är typiska (T) och 8 är signalarter (S): ädelkronlav (VU), bokvårtlav (NT, T), entita (NT, T, §4), barkkornlav (S, T), bokfjädermossa (S, T), fällmossa (S, T), guldlockmossa (S, T), havstulpanlav (S, T), klippfrullania (S, T), mussellav (S, T), platt fjädermossa (S, T), tofsmes (T, §4) och äkta lopplummer (§9). Se Figur 1.</w:t>
       </w:r>
     </w:p>
     <w:p>
@@ -252,6 +252,46 @@
         <w:rPr>
           <w:b/>
         </w:rPr>
+        <w:t>Ädelkronlav (VU)</w:t>
+      </w:r>
+      <w:r>
+        <w:t xml:space="preserve"> är en mycket sällsynt, suboceanisk art som förekommer i gamla och fuktiga ädellövskogar i halvöppna eller slutna miljöer, helst gammal bokskog. Många växtplatser är belägna i bergbranter, raviner eller bäckdalar och ofta nära vatten. Arten är placerad högst upp i Skogsstyrelsens värdepyramid för bedömning av skog med höga naturvärden och finns bara i områden med särskilt höga naturvärden. Arten försvinner eller missgynnas starkt vid all form av avverkning på eller i direkt anslutning till lokalerna (Nitare &amp; Skogsstyrelsen, 2019).</w:t>
+      </w:r>
+    </w:p>
+    <w:p>
+      <w:r>
+        <w:rPr>
+          <w:b/>
+        </w:rPr>
+        <w:t>Bokvårtlav (NT)</w:t>
+      </w:r>
+      <w:r>
+        <w:t xml:space="preserve"> växer på barken av gamla bokar samt avenbok och är en bra signalart för skogsbestånd med höga naturvärden. Gamla bokskogar där laven förekommer i särskilt rikliga bestånd bör bevaras. Bokvårtlav är typisk art för </w:t>
+      </w:r>
+      <w:r>
+        <w:rPr>
+          <w:i/>
+        </w:rPr>
+        <w:t>9110 Näringsfattig bokskog, 9130 Näringsrik bokskog</w:t>
+      </w:r>
+      <w:r>
+        <w:t xml:space="preserve"> och </w:t>
+      </w:r>
+      <w:r>
+        <w:rPr>
+          <w:i/>
+        </w:rPr>
+        <w:t>9160 Näringsrik ekskog</w:t>
+      </w:r>
+      <w:r>
+        <w:t xml:space="preserve"> (SLU Artdatabanken, 2024; Nitare &amp; Skogsstyrelsen, 2019).</w:t>
+      </w:r>
+    </w:p>
+    <w:p>
+      <w:r>
+        <w:rPr>
+          <w:b/>
+        </w:rPr>
         <w:t>Entita (NT, §4)</w:t>
       </w:r>
       <w:r>
@@ -272,6 +312,55 @@
         <w:rPr>
           <w:b/>
         </w:rPr>
+        <w:t>Barkkornlav</w:t>
+      </w:r>
+      <w:r>
+        <w:t xml:space="preserve"> växer på bark av bl.a. gran, ek, al, asp, rönn, sälg och en i ädellövskogar, granskogar, barr- och lövblandskogar med hög luftfuktighet. Barkkornlav är typisk art för </w:t>
+      </w:r>
+      <w:r>
+        <w:rPr>
+          <w:i/>
+        </w:rPr>
+        <w:t>9190 Näringsfattig ekskog</w:t>
+      </w:r>
+      <w:r>
+        <w:t xml:space="preserve"> (SLU Artdatabanken, 2025).</w:t>
+      </w:r>
+    </w:p>
+    <w:p>
+      <w:r>
+        <w:rPr>
+          <w:b/>
+        </w:rPr>
+        <w:t>Bokfjädermossa</w:t>
+      </w:r>
+      <w:r>
+        <w:t xml:space="preserve"> växer främst i sluten bokskog på grova bokstammar. Arten är placerad högst upp i Skogsstyrelsens värdepyramid för bedömning av skog med höga naturvärden och signalerar överallt skogsmiljöer med höga naturvärden. Samtliga aktuella lokaler bör skyddas mot avverkning. Bokfjädermossa är typisk art för </w:t>
+      </w:r>
+      <w:r>
+        <w:rPr>
+          <w:i/>
+        </w:rPr>
+        <w:t xml:space="preserve">9020 Nordlig ädellövskog, 9110 Näringsfattig bokskog, 9130 Näringsrik bokskog, 9180 Ädellövskog i branter, 9160 Näringsrik ekskog </w:t>
+      </w:r>
+      <w:r>
+        <w:t>och</w:t>
+      </w:r>
+      <w:r>
+        <w:rPr>
+          <w:i/>
+        </w:rPr>
+        <w:t xml:space="preserve"> 9190 Näringsfattig ekskog</w:t>
+      </w:r>
+      <w:r>
+        <w:t xml:space="preserve"> (SLU Artdatabanken, 2024).</w:t>
+      </w:r>
+    </w:p>
+    <w:p>
+      <w:r>
+        <w:rPr>
+          <w:b/>
+        </w:rPr>
         <w:t>Fällmossa</w:t>
       </w:r>
       <w:r>
@@ -330,6 +419,35 @@
         <w:rPr>
           <w:b/>
         </w:rPr>
+        <w:t>Havstulpanlav</w:t>
+      </w:r>
+      <w:r>
+        <w:t xml:space="preserve"> är en mycket bra signalart som överallt indikerar skogsbestånd med höga naturvärden. Den växer främst på barken av lövträd i gamla, skuggiga och fuktiga skogsmiljöer, men förekommer relativt ofta även på äldre gran i sumpskog. Havstulpanlav är typisk art för </w:t>
+      </w:r>
+      <w:r>
+        <w:rPr>
+          <w:i/>
+        </w:rPr>
+        <w:t xml:space="preserve">9020 Nordlig ädellövskog, 9070 Trädklädd betesmark, 9110 Näringsfattig bokskog, 9130 Näringsrik bokskog, 9160 Näringsrik ekskog, 9180 Ädellövskog i branter </w:t>
+      </w:r>
+      <w:r>
+        <w:t>och</w:t>
+      </w:r>
+      <w:r>
+        <w:rPr>
+          <w:i/>
+        </w:rPr>
+        <w:t xml:space="preserve"> 9190 Näringsfattig ekskog </w:t>
+      </w:r>
+      <w:r>
+        <w:t>(Nitare &amp; Skogsstyrelsen, 2019; SLU Artdatabanken, 2025).</w:t>
+      </w:r>
+    </w:p>
+    <w:p>
+      <w:r>
+        <w:rPr>
+          <w:b/>
+        </w:rPr>
         <w:t>Klippfrullania</w:t>
       </w:r>
       <w:r>
@@ -349,6 +467,82 @@
           <w:i/>
         </w:rPr>
         <w:t xml:space="preserve">9190 Näringsfattig ekskog </w:t>
+      </w:r>
+      <w:r>
+        <w:t>(Nitare &amp; Skogsstyrelsen, 2019; SLU Artdatabanken, 2025).</w:t>
+      </w:r>
+    </w:p>
+    <w:p>
+      <w:r>
+        <w:rPr>
+          <w:b/>
+        </w:rPr>
+        <w:t>Mussellav</w:t>
+      </w:r>
+      <w:r>
+        <w:t xml:space="preserve"> förekommer främst i halvöppna ek- och bokskogar i bergsluttningar och raviner i områden med hög luftfuktighet och hög nederbörd. I norra Sverige växer den enbart i klippbranter med gammal barrskog och hög luftfuktighet. Avverkning av värdträden samt varje slag av förändringar som kan påverka fuktighetsförhållandena på växtplatserna innebär ett hot. Lokaler med rika förekomster av mussellav och andra suboceaniska lavar bör skyddas. Mussellav är typisk art för </w:t>
+      </w:r>
+      <w:r>
+        <w:rPr>
+          <w:i/>
+        </w:rPr>
+        <w:t xml:space="preserve">9110 Näringsfattig bokskog, 9130 Näringsrik bokskog, 9160 Näringsrik ekskog, 9180 Ädellövskog i branter </w:t>
+      </w:r>
+      <w:r>
+        <w:t>och</w:t>
+      </w:r>
+      <w:r>
+        <w:rPr>
+          <w:i/>
+        </w:rPr>
+        <w:t xml:space="preserve"> 9190 Näringsfattig ekskog </w:t>
+      </w:r>
+      <w:r>
+        <w:t>(SLU Artdatabanken, 2024).</w:t>
+      </w:r>
+    </w:p>
+    <w:p>
+      <w:r>
+        <w:rPr>
+          <w:b/>
+        </w:rPr>
+        <w:t xml:space="preserve">Platt fjädermossa </w:t>
+      </w:r>
+      <w:r>
+        <w:t>växer på såväl trädstammar (särskilt bok och andra ädla lövträd) som klippor (helst basiska bergarter). Norrut förekommer den endast på basiska klippor. Rika förekomster och fynd med sporkapslar indikerar höga naturvärden och en artrik mossbiotop.</w:t>
+      </w:r>
+      <w:r>
+        <w:rPr>
+          <w:b/>
+        </w:rPr>
+        <w:t xml:space="preserve"> </w:t>
+      </w:r>
+      <w:r>
+        <w:t xml:space="preserve">Platt fjädermossa är typisk art för </w:t>
+      </w:r>
+      <w:r>
+        <w:rPr>
+          <w:i/>
+        </w:rPr>
+        <w:t>9010 Taiga,</w:t>
+      </w:r>
+      <w:r>
+        <w:t xml:space="preserve"> </w:t>
+      </w:r>
+      <w:r>
+        <w:rPr>
+          <w:i/>
+        </w:rPr>
+        <w:t>9020 Nordlig ädellövskog, 9110 Näringsfattig bokskog, 9130 Näringsrik bokskog, 9160 Näringsrik ekskog, 9180 Ädellövskog i branter</w:t>
+      </w:r>
+      <w:r>
+        <w:t xml:space="preserve"> och</w:t>
+      </w:r>
+      <w:r>
+        <w:rPr>
+          <w:i/>
+        </w:rPr>
+        <w:t xml:space="preserve"> 9190 Näringsfattig ekskog </w:t>
       </w:r>
       <w:r>
         <w:t>(Nitare &amp; Skogsstyrelsen, 2019; SLU Artdatabanken, 2025).</w:t>
@@ -480,7 +674,7 @@
         <w:rPr>
           <w:i/>
         </w:rPr>
-        <w:t>I det avverkningsanmälda skogsområdet har 5 naturvårdsarter varav 1 rödlistade arter sina livsmiljöer och växtplatser.</w:t>
+        <w:t>I det avverkningsanmälda skogsområdet har 13 naturvårdsarter varav 3 rödlistade arter sina livsmiljöer och växtplatser.</w:t>
       </w:r>
     </w:p>
     <w:p>
@@ -881,7 +1075,7 @@
     <w:r>
       <w:tab/>
       <w:tab/>
-      <w:t>2026-08-28</w:t>
+      <w:t>2026-08-29</w:t>
       <w:br/>
       <w:br/>
     </w:r>

--- a/klagomål/A 33477-2026 FSC-klagomål.docx
+++ b/klagomål/A 33477-2026 FSC-klagomål.docx
@@ -1075,7 +1075,7 @@
     <w:r>
       <w:tab/>
       <w:tab/>
-      <w:t>2026-08-29</w:t>
+      <w:t>2026-08-31</w:t>
       <w:br/>
       <w:br/>
     </w:r>

--- a/klagomål/A 33477-2026 FSC-klagomål.docx
+++ b/klagomål/A 33477-2026 FSC-klagomål.docx
@@ -1075,7 +1075,7 @@
     <w:r>
       <w:tab/>
       <w:tab/>
-      <w:t>2026-08-31</w:t>
+      <w:t>2026-09-01</w:t>
       <w:br/>
       <w:br/>
     </w:r>

--- a/klagomål/A 33477-2026 FSC-klagomål.docx
+++ b/klagomål/A 33477-2026 FSC-klagomål.docx
@@ -1075,7 +1075,7 @@
     <w:r>
       <w:tab/>
       <w:tab/>
-      <w:t>2026-09-01</w:t>
+      <w:t>2026-09-02</w:t>
       <w:br/>
       <w:br/>
     </w:r>

--- a/klagomål/A 33477-2026 FSC-klagomål.docx
+++ b/klagomål/A 33477-2026 FSC-klagomål.docx
@@ -1075,7 +1075,7 @@
     <w:r>
       <w:tab/>
       <w:tab/>
-      <w:t>2026-09-02</w:t>
+      <w:t>2026-09-03</w:t>
       <w:br/>
       <w:br/>
     </w:r>

--- a/klagomål/A 33477-2026 FSC-klagomål.docx
+++ b/klagomål/A 33477-2026 FSC-klagomål.docx
@@ -178,7 +178,7 @@
       <w:r>
         <w:drawing>
           <wp:inline xmlns:a="http://schemas.openxmlformats.org/drawingml/2006/main" xmlns:pic="http://schemas.openxmlformats.org/drawingml/2006/picture">
-            <wp:extent cx="5148946" cy="5724000"/>
+            <wp:extent cx="5142587" cy="5724000"/>
             <wp:docPr id="1" name="Picture 1"/>
             <wp:cNvGraphicFramePr>
               <a:graphicFrameLocks noChangeAspect="1"/>
@@ -199,7 +199,7 @@
                   <pic:spPr>
                     <a:xfrm>
                       <a:off x="0" y="0"/>
-                      <a:ext cx="5148946" cy="5724000"/>
+                      <a:ext cx="5142587" cy="5724000"/>
                     </a:xfrm>
                     <a:prstGeom prst="rect"/>
                   </pic:spPr>
@@ -221,7 +221,7 @@
     </w:p>
     <w:p>
       <w:r>
-        <w:t>I och inom 11 meter från avverkningsanmälan finns fynd av 13 naturvårdsarter, varav 3 är rödlistade, 3 är fridlysta, 11 är typiska (T) och 8 är signalarter (S): ädelkronlav (VU), bokvårtlav (NT, T), entita (NT, T, §4), barkkornlav (S, T), bokfjädermossa (S, T), fällmossa (S, T), guldlockmossa (S, T), havstulpanlav (S, T), klippfrullania (S, T), mussellav (S, T), platt fjädermossa (S, T), tofsmes (T, §4) och äkta lopplummer (§9). Se Figur 1.</w:t>
+        <w:t>I och inom 11 meter från avverkningsanmälan finns fynd av 14 naturvårdsarter, varav 4 är rödlistade, 3 är fridlysta, 11 är typiska (T) och 8 är signalarter (S): röd pysslinglav (VU), ädelkronlav (VU), bokvårtlav (NT, T), entita (NT, T, §4), barkkornlav (S, T), bokfjädermossa (S, T), fällmossa (S, T), guldlockmossa (S, T), havstulpanlav (S, T), klippfrullania (S, T), mussellav (S, T), platt fjädermossa (S, T), tofsmes (T, §4) och äkta lopplummer (§9). Se Figur 1.</w:t>
       </w:r>
     </w:p>
     <w:p>
@@ -252,6 +252,17 @@
         <w:rPr>
           <w:b/>
         </w:rPr>
+        <w:t>Röd pysslinglav (VU)</w:t>
+      </w:r>
+      <w:r>
+        <w:t xml:space="preserve"> förekommer huvudsakligen på mycket gamla bokar i skogar med lång trädkontinuitet och hög luftfuktighet, men fynd finns även på bl.a. ek och lind. I Härjedalen växer den på en rönn. Värdträdens bark är tämligen grov och skrovlig. Lokalerna ligger alla i mycket skyddsvärda skogar med lång trädkontinuitet, hög luftfuktighet och med många andra rödlistade lavar. Denna typ av skogar nyskapas i princip inte alls. Bevara gammal bokskog och även skog som idag inte har kontinuitet men på lång sikt kommer att få det (SLU Artdatabanken, 2026).</w:t>
+      </w:r>
+    </w:p>
+    <w:p>
+      <w:r>
+        <w:rPr>
+          <w:b/>
+        </w:rPr>
         <w:t>Ädelkronlav (VU)</w:t>
       </w:r>
       <w:r>
@@ -674,7 +685,7 @@
         <w:rPr>
           <w:i/>
         </w:rPr>
-        <w:t>I det avverkningsanmälda skogsområdet har 13 naturvårdsarter varav 3 rödlistade arter sina livsmiljöer och växtplatser.</w:t>
+        <w:t>I det avverkningsanmälda skogsområdet har 14 naturvårdsarter varav 4 rödlistade arter sina livsmiljöer och växtplatser.</w:t>
       </w:r>
     </w:p>
     <w:p>
@@ -1075,7 +1086,7 @@
     <w:r>
       <w:tab/>
       <w:tab/>
-      <w:t>2026-09-03</w:t>
+      <w:t>2026-09-04</w:t>
       <w:br/>
       <w:br/>
     </w:r>

--- a/klagomål/A 33477-2026 FSC-klagomål.docx
+++ b/klagomål/A 33477-2026 FSC-klagomål.docx
@@ -1086,7 +1086,7 @@
     <w:r>
       <w:tab/>
       <w:tab/>
-      <w:t>2026-09-04</w:t>
+      <w:t>2026-09-05</w:t>
       <w:br/>
       <w:br/>
     </w:r>

--- a/klagomål/A 33477-2026 FSC-klagomål.docx
+++ b/klagomål/A 33477-2026 FSC-klagomål.docx
@@ -1086,7 +1086,7 @@
     <w:r>
       <w:tab/>
       <w:tab/>
-      <w:t>2026-09-05</w:t>
+      <w:t>2026-09-06</w:t>
       <w:br/>
       <w:br/>
     </w:r>

--- a/klagomål/A 33477-2026 FSC-klagomål.docx
+++ b/klagomål/A 33477-2026 FSC-klagomål.docx
@@ -1086,7 +1086,7 @@
     <w:r>
       <w:tab/>
       <w:tab/>
-      <w:t>2026-09-06</w:t>
+      <w:t>2026-09-07</w:t>
       <w:br/>
       <w:br/>
     </w:r>

--- a/klagomål/A 33477-2026 FSC-klagomål.docx
+++ b/klagomål/A 33477-2026 FSC-klagomål.docx
@@ -1086,7 +1086,7 @@
     <w:r>
       <w:tab/>
       <w:tab/>
-      <w:t>2026-09-07</w:t>
+      <w:t>2026-09-08</w:t>
       <w:br/>
       <w:br/>
     </w:r>

--- a/klagomål/A 33477-2026 FSC-klagomål.docx
+++ b/klagomål/A 33477-2026 FSC-klagomål.docx
@@ -1086,7 +1086,7 @@
     <w:r>
       <w:tab/>
       <w:tab/>
-      <w:t>2026-09-08</w:t>
+      <w:t>2026-09-09</w:t>
       <w:br/>
       <w:br/>
     </w:r>

--- a/klagomål/A 33477-2026 FSC-klagomål.docx
+++ b/klagomål/A 33477-2026 FSC-klagomål.docx
@@ -1086,7 +1086,7 @@
     <w:r>
       <w:tab/>
       <w:tab/>
-      <w:t>2026-09-09</w:t>
+      <w:t>2026-09-10</w:t>
       <w:br/>
       <w:br/>
     </w:r>

--- a/klagomål/A 33477-2026 FSC-klagomål.docx
+++ b/klagomål/A 33477-2026 FSC-klagomål.docx
@@ -1086,7 +1086,7 @@
     <w:r>
       <w:tab/>
       <w:tab/>
-      <w:t>2026-09-10</w:t>
+      <w:t>2026-09-11</w:t>
       <w:br/>
       <w:br/>
     </w:r>

--- a/klagomål/A 33477-2026 FSC-klagomål.docx
+++ b/klagomål/A 33477-2026 FSC-klagomål.docx
@@ -1086,7 +1086,7 @@
     <w:r>
       <w:tab/>
       <w:tab/>
-      <w:t>2026-09-11</w:t>
+      <w:t>2026-09-12</w:t>
       <w:br/>
       <w:br/>
     </w:r>

--- a/klagomål/A 33477-2026 FSC-klagomål.docx
+++ b/klagomål/A 33477-2026 FSC-klagomål.docx
@@ -1086,7 +1086,7 @@
     <w:r>
       <w:tab/>
       <w:tab/>
-      <w:t>2026-09-12</w:t>
+      <w:t>2026-09-13</w:t>
       <w:br/>
       <w:br/>
     </w:r>
